--- a/output_receita_federal/ato_declaratorio_comum_cosit/documents/ad_cosit_2_20000118.docx
+++ b/output_receita_federal/ato_declaratorio_comum_cosit/documents/ad_cosit_2_20000118.docx
@@ -12,12 +12,12 @@
     </w:p>
     <w:p>
       <w:r>
-        <w:t>Divulga o valor do dólar dos Estados Unidos correspondente ao último dia útil da primeira quinzena do mês de janeiro/2000, para os efeitos dos arts. 5o e 6o da Lei No 9.250/1995.</w:t>
+        <w:t>Divulga o valor do dólar dos Estados Unidos correspondente ao último dia útil da primeira quinzena do mês de janeiro/2000, para os efeitos dos arts. 5º e 6º da Lei nº 9.250/1995.</w:t>
       </w:r>
     </w:p>
     <w:p>
       <w:r>
-        <w:t>O COORDENADOR-GERAL DO SISTEMA DE TRIBUTAÇÃO, no uso de suas atribuições, e tendo em vista o disposto nos arts. 5o e 6o da Lei No 9.250, de 26 de dezembro de 1995, declara que, para efeito de apuração da base de cálculo do imposto de renda:</w:t>
+        <w:t>O COORDENADOR-GERAL DO SISTEMA DE TRIBUTAÇÃO, no uso de suas atribuições, e tendo em vista o disposto nos arts. 5º e 6º da Lei nº 9.250, de 26 de dezembro de 1995, declara que, para efeito de apuração da base de cálculo do imposto de renda:</w:t>
       </w:r>
     </w:p>
     <w:p>
@@ -27,7 +27,7 @@
     </w:p>
     <w:p>
       <w:r>
-        <w:t>II - as deduções que serão permitidas no mês de fevereiro de 2000 (incisos II, IV e V do art. 4o da Lei No 9.250/1995) serão convertidas em reais mediante a utilização do valor do dólar dos Estados Unidos da América fixado para venda no dia 14/01/2000, cujo valor corresponde a R$ 1,7997.</w:t>
+        <w:t>II - as deduções que serão permitidas no mês de fevereiro de 2000 (incisos II, IV e V do art. 4º da Lei nº 9.250/1995) serão convertidas em reais mediante a utilização do valor do dólar dos Estados Unidos da América fixado para venda no dia 14/01/2000, cujo valor corresponde a R$ 1,7997.</w:t>
       </w:r>
     </w:p>
     <w:p>
